--- a/DOCS_DA_CONVERTIRE/index_fr.docx
+++ b/DOCS_DA_CONVERTIRE/index_fr.docx
@@ -4,13 +4,91 @@
   <w:body>
     <w:p>
       <w:r xmlns:w="http://schemas.openxmlformats.org/wordprocessingml/2006/main">
-        <w:t xml:space="preserve">Bienvenue sur le site consacré à Bologne. </w:t>
-      </w:r>
-      <w:r xmlns:w="http://schemas.openxmlformats.org/wordprocessingml/2006/main">
+        <w:rPr>
+          <w:u w:val="single"/>
+        </w:rPr>
+        <w:t xml:space="preserve">Bienvenue sur le site web consacré aux portiques de San Luca, situés dans la plaine, qui s'étendent de la Porta Saragozza à Meloncello. </w:t>
+      </w:r>
+      <w:r xmlns:w="http://schemas.openxmlformats.org/wordprocessingml/2006/main">
+        <w:rPr>
+          <w:u w:val="single"/>
+        </w:rPr>
         <w:br xmlns:w="http://schemas.openxmlformats.org/wordprocessingml/2006/main"/>
       </w:r>
       <w:r xmlns:w="http://schemas.openxmlformats.org/wordprocessingml/2006/main">
-        <w:t xml:space="preserve">Je vous accompagnerai avec des commentaires audio, et pour plus de détails, vous pouvez consulter les textes et les images de cette page. Je vous ferai voyager dans le temps en fonction du lieu où vous vous arrêtez. Si vous trouvez un code QR sur place, vous accéderez directement à une page. Sinon, activez le GPS de votre smartphone. En haut à droite, vous trouverez un bouton rectangulaire vert affichant la liste des lieux d'intérêt à proximité. Sélectionnez un élément de la liste pour ouvrir la page correspondante. En haut à gauche, trois lignes horizontales présentent la liste complète des lieux répertoriés sur le site.</w:t>
+        <w:rPr>
+          <w:u w:val="single"/>
+        </w:rPr>
+        <w:t xml:space="preserve">Je vous propose une visite audioguidée. Pour plus de détails, vous pouvez consulter les textes </w:t>
+      </w:r>
+      <w:r xmlns:w="http://schemas.openxmlformats.org/wordprocessingml/2006/main">
+        <w:rPr>
+          <w:u w:val="single"/>
+        </w:rPr>
+        <w:t xml:space="preserve">et les images de cette page. </w:t>
+      </w:r>
+      <w:r xmlns:w="http://schemas.openxmlformats.org/wordprocessingml/2006/main">
+        <w:rPr>
+          <w:u w:val="single"/>
+        </w:rPr>
+        <w:br xmlns:w="http://schemas.openxmlformats.org/wordprocessingml/2006/main"/>
+      </w:r>
+      <w:r xmlns:w="http://schemas.openxmlformats.org/wordprocessingml/2006/main">
+        <w:rPr>
+          <w:u w:val="single"/>
+        </w:rPr>
+        <w:t xml:space="preserve">En passant sous les portiques, du côté de la Via Saragozza, vous remarquerez la structure porteuse reliant les colonnes en forme d'arche. Chaque arche est numérotée grâce à une plaque située en haut, face à la colonne. </w:t>
+      </w:r>
+      <w:r xmlns:w="http://schemas.openxmlformats.org/wordprocessingml/2006/main">
+        <w:rPr>
+          <w:u w:val="single"/>
+        </w:rPr>
+        <w:br xmlns:w="http://schemas.openxmlformats.org/wordprocessingml/2006/main"/>
+      </w:r>
+      <w:r xmlns:w="http://schemas.openxmlformats.org/wordprocessingml/2006/main">
+        <w:rPr>
+          <w:u w:val="single"/>
+        </w:rPr>
+        <w:t xml:space="preserve">On compte environ 300 arches dans la partie située dans la plaine, mais une trentaine seulement présentent un intérêt particulier. </w:t>
+      </w:r>
+      <w:r xmlns:w="http://schemas.openxmlformats.org/wordprocessingml/2006/main">
+        <w:rPr>
+          <w:u w:val="single"/>
+        </w:rPr>
+        <w:br xmlns:w="http://schemas.openxmlformats.org/wordprocessingml/2006/main"/>
+      </w:r>
+      <w:r xmlns:w="http://schemas.openxmlformats.org/wordprocessingml/2006/main">
+        <w:rPr>
+          <w:u w:val="single"/>
+        </w:rPr>
+        <w:t xml:space="preserve">Si vous restez du côté de la rue et activez le GPS de votre smartphone, l'application affichera une liste des arches intéressantes à proximité en appuyant sur le bouton rectangulaire vert en haut à droite. </w:t>
+      </w:r>
+      <w:r xmlns:w="http://schemas.openxmlformats.org/wordprocessingml/2006/main">
+        <w:rPr>
+          <w:u w:val="single"/>
+        </w:rPr>
+        <w:br xmlns:w="http://schemas.openxmlformats.org/wordprocessingml/2006/main"/>
+      </w:r>
+      <w:r xmlns:w="http://schemas.openxmlformats.org/wordprocessingml/2006/main">
+        <w:rPr>
+          <w:u w:val="single"/>
+        </w:rPr>
+        <w:t xml:space="preserve">Sélectionner un élément de la liste ouvrira la page correspondante. Pour écouter un court extrait audio sur le point d'intérêt, appuyez sur le bouton bleu. </w:t>
+      </w:r>
+      <w:r xmlns:w="http://schemas.openxmlformats.org/wordprocessingml/2006/main">
+        <w:rPr>
+          <w:u w:val="single"/>
+        </w:rPr>
+        <w:br xmlns:w="http://schemas.openxmlformats.org/wordprocessingml/2006/main"/>
+      </w:r>
+      <w:r xmlns:w="http://schemas.openxmlformats.org/wordprocessingml/2006/main">
+        <w:rPr>
+          <w:u w:val="single"/>
+        </w:rPr>
+        <w:t xml:space="preserve">En haut à gauche, trois lignes horizontales vous donnent accès à la liste complète des lieux répertoriés sur le site. Bonne promenade </w:t>
+      </w:r>
+      <w:r xmlns:w="http://schemas.openxmlformats.org/wordprocessingml/2006/main">
+        <w:t xml:space="preserve">!</w:t>
       </w:r>
     </w:p>
     <w:p/>
@@ -627,6 +705,7 @@
   <w:style w:type="character" w:default="1" w:styleId="Carpredefinitoparagrafo">
     <w:name w:val="Default Paragraph Font"/>
     <w:uiPriority w:val="1"/>
+    <w:semiHidden/>
     <w:unhideWhenUsed/>
   </w:style>
   <w:style w:type="table" w:default="1" w:styleId="Tabellanormale">

--- a/DOCS_DA_CONVERTIRE/index_fr.docx
+++ b/DOCS_DA_CONVERTIRE/index_fr.docx
@@ -3,92 +3,46 @@
 <w:document xmlns:wpc="http://schemas.microsoft.com/office/word/2010/wordprocessingCanvas" xmlns:cx="http://schemas.microsoft.com/office/drawing/2014/chartex" xmlns:cx1="http://schemas.microsoft.com/office/drawing/2015/9/8/chartex" xmlns:cx2="http://schemas.microsoft.com/office/drawing/2015/10/21/chartex" xmlns:cx3="http://schemas.microsoft.com/office/drawing/2016/5/9/chartex" xmlns:cx4="http://schemas.microsoft.com/office/drawing/2016/5/10/chartex" xmlns:cx5="http://schemas.microsoft.com/office/drawing/2016/5/11/chartex" xmlns:cx6="http://schemas.microsoft.com/office/drawing/2016/5/12/chartex" xmlns:cx7="http://schemas.microsoft.com/office/drawing/2016/5/13/chartex" xmlns:cx8="http://schemas.microsoft.com/office/drawing/2016/5/14/chartex" xmlns:mc="http://schemas.openxmlformats.org/markup-compatibility/2006" xmlns:aink="http://schemas.microsoft.com/office/drawing/2016/ink" xmlns:am3d="http://schemas.microsoft.com/office/drawing/2017/model3d" xmlns:o="urn:schemas-microsoft-com:office:office" xmlns:oel="http://schemas.microsoft.com/office/2019/extlst" xmlns:r="http://schemas.openxmlformats.org/officeDocument/2006/relationships" xmlns:m="http://schemas.openxmlformats.org/officeDocument/2006/math" xmlns:v="urn:schemas-microsoft-com:vml" xmlns:wp14="http://schemas.microsoft.com/office/word/2010/wordprocessingDrawing" xmlns:wp="http://schemas.openxmlformats.org/drawingml/2006/wordprocessingDrawing" xmlns:w10="urn:schemas-microsoft-com:office:word" xmlns:w="http://schemas.openxmlformats.org/wordprocessingml/2006/main" xmlns:w14="http://schemas.microsoft.com/office/word/2010/wordml" xmlns:w15="http://schemas.microsoft.com/office/word/2012/wordml" xmlns:w16cex="http://schemas.microsoft.com/office/word/2018/wordml/cex" xmlns:w16cid="http://schemas.microsoft.com/office/word/2016/wordml/cid" xmlns:w16="http://schemas.microsoft.com/office/word/2018/wordml" xmlns:w16du="http://schemas.microsoft.com/office/word/2023/wordml/word16du" xmlns:w16sdtdh="http://schemas.microsoft.com/office/word/2020/wordml/sdtdatahash" xmlns:w16sdtfl="http://schemas.microsoft.com/office/word/2024/wordml/sdtformatlock" xmlns:w16se="http://schemas.microsoft.com/office/word/2015/wordml/symex" xmlns:wpg="http://schemas.microsoft.com/office/word/2010/wordprocessingGroup" xmlns:wpi="http://schemas.microsoft.com/office/word/2010/wordprocessingInk" xmlns:wne="http://schemas.microsoft.com/office/word/2006/wordml" xmlns:wps="http://schemas.microsoft.com/office/word/2010/wordprocessingShape" mc:Ignorable="w14 w15 w16se w16cid w16 w16cex w16sdtdh w16sdtfl w16du wp14">
   <w:body>
     <w:p>
-      <w:r xmlns:w="http://schemas.openxmlformats.org/wordprocessingml/2006/main">
-        <w:rPr>
-          <w:u w:val="single"/>
-        </w:rPr>
+      <w:r>
         <w:t xml:space="preserve">Bienvenue sur le site web consacré aux portiques de San Luca, situés dans la plaine, qui s'étendent de la Porta Saragozza à Meloncello. </w:t>
       </w:r>
-      <w:r xmlns:w="http://schemas.openxmlformats.org/wordprocessingml/2006/main">
-        <w:rPr>
-          <w:u w:val="single"/>
-        </w:rPr>
-        <w:br xmlns:w="http://schemas.openxmlformats.org/wordprocessingml/2006/main"/>
-      </w:r>
-      <w:r xmlns:w="http://schemas.openxmlformats.org/wordprocessingml/2006/main">
-        <w:rPr>
-          <w:u w:val="single"/>
-        </w:rPr>
+      <w:r>
+        <w:br/>
         <w:t xml:space="preserve">Je vous propose une visite audioguidée. Pour plus de détails, vous pouvez consulter les textes </w:t>
       </w:r>
-      <w:r xmlns:w="http://schemas.openxmlformats.org/wordprocessingml/2006/main">
-        <w:rPr>
-          <w:u w:val="single"/>
-        </w:rPr>
+      <w:r>
         <w:t xml:space="preserve">et les images de cette page. </w:t>
       </w:r>
-      <w:r xmlns:w="http://schemas.openxmlformats.org/wordprocessingml/2006/main">
-        <w:rPr>
-          <w:u w:val="single"/>
-        </w:rPr>
-        <w:br xmlns:w="http://schemas.openxmlformats.org/wordprocessingml/2006/main"/>
+      <w:r>
+        <w:br/>
       </w:r>
-      <w:r xmlns:w="http://schemas.openxmlformats.org/wordprocessingml/2006/main">
-        <w:rPr>
-          <w:u w:val="single"/>
-        </w:rPr>
+      <w:r>
         <w:t xml:space="preserve">En passant sous les portiques, du côté de la Via Saragozza, vous remarquerez la structure porteuse reliant les colonnes en forme d'arche. Chaque arche est numérotée grâce à une plaque située en haut, face à la colonne. </w:t>
       </w:r>
-      <w:r xmlns:w="http://schemas.openxmlformats.org/wordprocessingml/2006/main">
-        <w:rPr>
-          <w:u w:val="single"/>
-        </w:rPr>
-        <w:br xmlns:w="http://schemas.openxmlformats.org/wordprocessingml/2006/main"/>
+      <w:r>
+        <w:br/>
       </w:r>
-      <w:r xmlns:w="http://schemas.openxmlformats.org/wordprocessingml/2006/main">
-        <w:rPr>
-          <w:u w:val="single"/>
-        </w:rPr>
+      <w:r>
         <w:t xml:space="preserve">On compte environ 300 arches dans la partie située dans la plaine, mais une trentaine seulement présentent un intérêt particulier. </w:t>
       </w:r>
-      <w:r xmlns:w="http://schemas.openxmlformats.org/wordprocessingml/2006/main">
-        <w:rPr>
-          <w:u w:val="single"/>
-        </w:rPr>
-        <w:br xmlns:w="http://schemas.openxmlformats.org/wordprocessingml/2006/main"/>
+      <w:r>
+        <w:br/>
       </w:r>
-      <w:r xmlns:w="http://schemas.openxmlformats.org/wordprocessingml/2006/main">
-        <w:rPr>
-          <w:u w:val="single"/>
-        </w:rPr>
+      <w:r>
         <w:t xml:space="preserve">Si vous restez du côté de la rue et activez le GPS de votre smartphone, l'application affichera une liste des arches intéressantes à proximité en appuyant sur le bouton rectangulaire vert en haut à droite. </w:t>
       </w:r>
-      <w:r xmlns:w="http://schemas.openxmlformats.org/wordprocessingml/2006/main">
-        <w:rPr>
-          <w:u w:val="single"/>
-        </w:rPr>
-        <w:br xmlns:w="http://schemas.openxmlformats.org/wordprocessingml/2006/main"/>
-      </w:r>
-      <w:r xmlns:w="http://schemas.openxmlformats.org/wordprocessingml/2006/main">
-        <w:rPr>
-          <w:u w:val="single"/>
-        </w:rPr>
+      <w:r>
+        <w:br/>
         <w:t xml:space="preserve">Sélectionner un élément de la liste ouvrira la page correspondante. Pour écouter un court extrait audio sur le point d'intérêt, appuyez sur le bouton bleu. </w:t>
       </w:r>
-      <w:r xmlns:w="http://schemas.openxmlformats.org/wordprocessingml/2006/main">
-        <w:rPr>
-          <w:u w:val="single"/>
-        </w:rPr>
-        <w:br xmlns:w="http://schemas.openxmlformats.org/wordprocessingml/2006/main"/>
+      <w:r>
+        <w:br/>
       </w:r>
-      <w:r xmlns:w="http://schemas.openxmlformats.org/wordprocessingml/2006/main">
-        <w:rPr>
-          <w:u w:val="single"/>
-        </w:rPr>
+      <w:r>
         <w:t xml:space="preserve">En haut à gauche, trois lignes horizontales vous donnent accès à la liste complète des lieux répertoriés sur le site. Bonne promenade </w:t>
       </w:r>
-      <w:r xmlns:w="http://schemas.openxmlformats.org/wordprocessingml/2006/main">
-        <w:t xml:space="preserve">!</w:t>
+      <w:r>
+        <w:t>!</w:t>
       </w:r>
     </w:p>
     <w:p/>
